--- a/extra_pages/1.3-candidate-declaration.docx
+++ b/extra_pages/1.3-candidate-declaration.docx
@@ -40,7 +40,7 @@
           <w:rFonts w:ascii="Calibri" w:hAnsi="Calibri" w:cs="Arial"/>
           <w:szCs w:val="24"/>
         </w:rPr>
-        <w:t xml:space="preserve">I certify the following about the thesis entitled (10 word maximum) </w:t>
+        <w:t xml:space="preserve">I certify the following about the thesis entitled </w:t>
       </w:r>
       <w:r>
         <w:rPr>
@@ -63,7 +63,43 @@
           <w:bCs/>
           <w:szCs w:val="24"/>
         </w:rPr>
-        <w:t>Black-box Optimization using Deep Neural Networks</w:t>
+        <w:t>Black-</w:t>
+      </w:r>
+      <w:r>
+        <w:rPr>
+          <w:rFonts w:ascii="Calibri" w:hAnsi="Calibri" w:cs="Arial"/>
+          <w:b/>
+          <w:bCs/>
+          <w:szCs w:val="24"/>
+        </w:rPr>
+        <w:t>B</w:t>
+      </w:r>
+      <w:r>
+        <w:rPr>
+          <w:rFonts w:ascii="Calibri" w:hAnsi="Calibri" w:cs="Arial"/>
+          <w:b/>
+          <w:bCs/>
+          <w:szCs w:val="24"/>
+        </w:rPr>
+        <w:t xml:space="preserve">ox Optimization </w:t>
+      </w:r>
+      <w:r>
+        <w:rPr>
+          <w:rFonts w:ascii="Calibri" w:hAnsi="Calibri" w:cs="Arial"/>
+          <w:b/>
+          <w:bCs/>
+          <w:szCs w:val="24"/>
+        </w:rPr>
+        <w:t>U</w:t>
+      </w:r>
+      <w:r>
+        <w:rPr>
+          <w:rFonts w:ascii="Calibri" w:hAnsi="Calibri" w:cs="Arial"/>
+          <w:b/>
+          <w:bCs/>
+          <w:szCs w:val="24"/>
+        </w:rPr>
+        <w:t>sing Deep Neural Networks</w:t>
       </w:r>
     </w:p>
     <w:p>
@@ -446,7 +482,7 @@
             <v:path o:extrusionok="f" gradientshapeok="t" o:connecttype="rect"/>
             <o:lock v:ext="edit" aspectratio="t"/>
           </v:shapetype>
-          <v:shape id="_x0000_i1027" type="#_x0000_t75" style="width:134.65pt;height:36pt" filled="t">
+          <v:shape id="_x0000_i1025" type="#_x0000_t75" style="width:134.65pt;height:36pt" filled="t">
             <v:imagedata r:id="rId8" o:title="signature-cropped-1"/>
           </v:shape>
         </w:pict>
@@ -486,7 +522,31 @@
           <w:sz w:val="24"/>
           <w:szCs w:val="24"/>
         </w:rPr>
-        <w:t>25/01/2025</w:t>
+        <w:t>15</w:t>
+      </w:r>
+      <w:r>
+        <w:rPr>
+          <w:rFonts w:ascii="Calibri" w:hAnsi="Calibri"/>
+          <w:sz w:val="24"/>
+          <w:szCs w:val="24"/>
+        </w:rPr>
+        <w:t>/0</w:t>
+      </w:r>
+      <w:r>
+        <w:rPr>
+          <w:rFonts w:ascii="Calibri" w:hAnsi="Calibri"/>
+          <w:sz w:val="24"/>
+          <w:szCs w:val="24"/>
+        </w:rPr>
+        <w:t>7</w:t>
+      </w:r>
+      <w:r>
+        <w:rPr>
+          <w:rFonts w:ascii="Calibri" w:hAnsi="Calibri"/>
+          <w:sz w:val="24"/>
+          <w:szCs w:val="24"/>
+        </w:rPr>
+        <w:t>/2025</w:t>
       </w:r>
     </w:p>
     <w:sectPr>
@@ -690,12 +750,6 @@
       <w:gridCol w:w="992"/>
     </w:tblGrid>
     <w:tr>
-      <w:tblPrEx>
-        <w:tblCellMar>
-          <w:top w:w="0" w:type="dxa"/>
-          <w:bottom w:w="0" w:type="dxa"/>
-        </w:tblCellMar>
-      </w:tblPrEx>
       <w:tc>
         <w:tcPr>
           <w:tcW w:w="7797" w:type="dxa"/>
@@ -1887,11 +1941,15 @@
   </w:style>
   <w:style w:type="character" w:default="1" w:styleId="DefaultParagraphFont">
     <w:name w:val="Default Paragraph Font"/>
+    <w:uiPriority w:val="1"/>
     <w:semiHidden/>
+    <w:unhideWhenUsed/>
   </w:style>
   <w:style w:type="table" w:default="1" w:styleId="TableNormal">
     <w:name w:val="Normal Table"/>
+    <w:uiPriority w:val="99"/>
     <w:semiHidden/>
+    <w:unhideWhenUsed/>
     <w:tblPr>
       <w:tblInd w:w="0" w:type="dxa"/>
       <w:tblCellMar>
@@ -1904,7 +1962,9 @@
   </w:style>
   <w:style w:type="numbering" w:default="1" w:styleId="NoList">
     <w:name w:val="No List"/>
+    <w:uiPriority w:val="99"/>
     <w:semiHidden/>
+    <w:unhideWhenUsed/>
   </w:style>
   <w:style w:type="paragraph" w:styleId="ListBullet">
     <w:name w:val="List Bullet"/>
@@ -1916,8 +1976,8 @@
       </w:numPr>
     </w:pPr>
   </w:style>
-  <w:style w:type="paragraph" w:customStyle="1" w:styleId="quote">
-    <w:name w:val="quote"/>
+  <w:style w:type="paragraph" w:customStyle="1" w:styleId="Quote1">
+    <w:name w:val="Quote1"/>
     <w:basedOn w:val="Normal"/>
     <w:pPr>
       <w:ind w:left="284" w:right="284"/>
